--- a/company_data/brain_sources/docx/SRC12.docx
+++ b/company_data/brain_sources/docx/SRC12.docx
@@ -19,7 +19,7 @@
     </w:p>
     <w:p>
       <w:r>
-        <w:t xml:space="preserve">Stage one covers shop onboarding and ordering.</w:t>
+        <w:t xml:space="preserve">Stage one covers shop setup and ordering.</w:t>
       </w:r>
     </w:p>
   </w:body>
